--- a/burocracy/second_submission/ostapiv_Представление_для_создания_Диссовета.docx
+++ b/burocracy/second_submission/ostapiv_Представление_для_создания_Диссовета.docx
@@ -69,13 +69,23 @@
           <w:szCs w:val="24"/>
         </w:rPr>
       </w:pPr>
+      <w:proofErr w:type="spellStart"/>
       <w:r>
         <w:rPr>
           <w:rFonts w:ascii="Times New Roman" w:hAnsi="Times New Roman" w:cs="Times New Roman"/>
           <w:sz w:val="24"/>
           <w:szCs w:val="24"/>
         </w:rPr>
-        <w:t>Кведеру Виталию Владимировичу</w:t>
+        <w:t>Кведеру</w:t>
+      </w:r>
+      <w:proofErr w:type="spellEnd"/>
+      <w:r>
+        <w:rPr>
+          <w:rFonts w:ascii="Times New Roman" w:hAnsi="Times New Roman" w:cs="Times New Roman"/>
+          <w:sz w:val="24"/>
+          <w:szCs w:val="24"/>
+        </w:rPr>
+        <w:t xml:space="preserve"> Виталию Владимировичу</w:t>
       </w:r>
     </w:p>
     <w:p>
@@ -365,9 +375,8 @@
           <w:rFonts w:ascii="Times New Roman" w:eastAsia="Times New Roman" w:hAnsi="Times New Roman" w:cs="Times New Roman"/>
           <w:sz w:val="24"/>
           <w:szCs w:val="24"/>
-          <w:highlight w:val="yellow"/>
-        </w:rPr>
-        <w:t>ФИО</w:t>
+        </w:rPr>
+        <w:t>Крайнов Владимир Павлович</w:t>
       </w:r>
     </w:p>
     <w:p>
@@ -400,14 +409,34 @@
           <w:szCs w:val="24"/>
         </w:rPr>
       </w:pPr>
-      <w:r>
-        <w:rPr>
-          <w:rFonts w:ascii="Times New Roman" w:eastAsia="Times New Roman" w:hAnsi="Times New Roman" w:cs="Times New Roman"/>
-          <w:sz w:val="24"/>
-          <w:szCs w:val="24"/>
-        </w:rPr>
-        <w:t>Иногамов Наиль Алимович</w:t>
-      </w:r>
+      <w:proofErr w:type="spellStart"/>
+      <w:r>
+        <w:rPr>
+          <w:rFonts w:ascii="Times New Roman" w:eastAsia="Times New Roman" w:hAnsi="Times New Roman" w:cs="Times New Roman"/>
+          <w:sz w:val="24"/>
+          <w:szCs w:val="24"/>
+        </w:rPr>
+        <w:t>Иногамов</w:t>
+      </w:r>
+      <w:proofErr w:type="spellEnd"/>
+      <w:r>
+        <w:rPr>
+          <w:rFonts w:ascii="Times New Roman" w:eastAsia="Times New Roman" w:hAnsi="Times New Roman" w:cs="Times New Roman"/>
+          <w:sz w:val="24"/>
+          <w:szCs w:val="24"/>
+        </w:rPr>
+        <w:t xml:space="preserve"> Наиль </w:t>
+      </w:r>
+      <w:proofErr w:type="spellStart"/>
+      <w:r>
+        <w:rPr>
+          <w:rFonts w:ascii="Times New Roman" w:eastAsia="Times New Roman" w:hAnsi="Times New Roman" w:cs="Times New Roman"/>
+          <w:sz w:val="24"/>
+          <w:szCs w:val="24"/>
+        </w:rPr>
+        <w:t>Алимович</w:t>
+      </w:r>
+      <w:proofErr w:type="spellEnd"/>
     </w:p>
     <w:p>
       <w:pPr>
@@ -426,7 +455,7 @@
           <w:sz w:val="24"/>
           <w:szCs w:val="24"/>
         </w:rPr>
-        <w:t>Крайнов Владимир Павлович</w:t>
+        <w:t>Макаров Дмитрий Николаевич</w:t>
       </w:r>
     </w:p>
     <w:p>
@@ -435,29 +464,28 @@
         <w:ind w:firstLine="426"/>
         <w:jc w:val="both"/>
         <w:rPr>
-          <w:rFonts w:ascii="Times New Roman" w:hAnsi="Times New Roman" w:cs="Times New Roman"/>
-          <w:color w:val="202122"/>
-          <w:sz w:val="24"/>
-          <w:szCs w:val="24"/>
-          <w:shd w:val="clear" w:color="auto" w:fill="FFFFFF"/>
-        </w:rPr>
-      </w:pPr>
-      <w:r>
-        <w:rPr>
-          <w:rFonts w:ascii="Times New Roman" w:eastAsia="Times New Roman" w:hAnsi="Times New Roman" w:cs="Times New Roman"/>
-          <w:sz w:val="24"/>
-          <w:szCs w:val="24"/>
-        </w:rPr>
-        <w:t xml:space="preserve">Прошу по данной диссертации назначить ведущей организацией </w:t>
-      </w:r>
-      <w:r>
-        <w:rPr>
-          <w:rFonts w:ascii="Times New Roman" w:eastAsia="Times New Roman" w:hAnsi="Times New Roman" w:cs="Times New Roman"/>
-          <w:sz w:val="24"/>
-          <w:szCs w:val="24"/>
-          <w:highlight w:val="yellow"/>
-        </w:rPr>
-        <w:t>Полное название организации</w:t>
+          <w:rFonts w:ascii="Times New Roman" w:eastAsia="Times New Roman" w:hAnsi="Times New Roman" w:cs="Times New Roman"/>
+          <w:sz w:val="24"/>
+          <w:szCs w:val="24"/>
+        </w:rPr>
+      </w:pPr>
+      <w:proofErr w:type="spellStart"/>
+      <w:r>
+        <w:rPr>
+          <w:rFonts w:ascii="Times New Roman" w:eastAsia="Times New Roman" w:hAnsi="Times New Roman" w:cs="Times New Roman"/>
+          <w:sz w:val="24"/>
+          <w:szCs w:val="24"/>
+        </w:rPr>
+        <w:t>Брантов</w:t>
+      </w:r>
+      <w:proofErr w:type="spellEnd"/>
+      <w:r>
+        <w:rPr>
+          <w:rFonts w:ascii="Times New Roman" w:eastAsia="Times New Roman" w:hAnsi="Times New Roman" w:cs="Times New Roman"/>
+          <w:sz w:val="24"/>
+          <w:szCs w:val="24"/>
+        </w:rPr>
+        <w:t xml:space="preserve"> Андрей Владимирович</w:t>
       </w:r>
     </w:p>
     <w:p>
@@ -467,6 +495,37 @@
         <w:jc w:val="both"/>
         <w:rPr>
           <w:rFonts w:ascii="Times New Roman" w:hAnsi="Times New Roman" w:cs="Times New Roman"/>
+          <w:color w:val="202122"/>
+          <w:sz w:val="24"/>
+          <w:szCs w:val="24"/>
+          <w:shd w:val="clear" w:color="auto" w:fill="FFFFFF"/>
+        </w:rPr>
+      </w:pPr>
+      <w:r>
+        <w:rPr>
+          <w:rFonts w:ascii="Times New Roman" w:eastAsia="Times New Roman" w:hAnsi="Times New Roman" w:cs="Times New Roman"/>
+          <w:sz w:val="24"/>
+          <w:szCs w:val="24"/>
+        </w:rPr>
+        <w:t xml:space="preserve">Прошу по данной диссертации назначить ведущей организацией </w:t>
+      </w:r>
+      <w:r>
+        <w:rPr>
+          <w:rFonts w:ascii="Times New Roman" w:eastAsia="Times New Roman" w:hAnsi="Times New Roman" w:cs="Times New Roman"/>
+          <w:sz w:val="24"/>
+          <w:szCs w:val="24"/>
+          <w:highlight w:val="yellow"/>
+        </w:rPr>
+        <w:t>Полное название организации</w:t>
+      </w:r>
+    </w:p>
+    <w:p>
+      <w:pPr>
+        <w:spacing w:after="0" w:line="360" w:lineRule="auto"/>
+        <w:ind w:firstLine="426"/>
+        <w:jc w:val="both"/>
+        <w:rPr>
+          <w:rFonts w:ascii="Times New Roman" w:hAnsi="Times New Roman" w:cs="Times New Roman"/>
           <w:sz w:val="24"/>
           <w:szCs w:val="24"/>
         </w:rPr>
@@ -543,6 +602,7 @@
         </w:rPr>
         <w:t xml:space="preserve"> </w:t>
       </w:r>
+      <w:proofErr w:type="gramStart"/>
       <w:r>
         <w:rPr>
           <w:rFonts w:ascii="Times New Roman" w:eastAsia="Times New Roman" w:hAnsi="Times New Roman" w:cs="Times New Roman"/>
@@ -568,6 +628,7 @@
         </w:rPr>
         <w:t>01</w:t>
       </w:r>
+      <w:proofErr w:type="gramEnd"/>
       <w:r>
         <w:rPr>
           <w:rFonts w:ascii="Times New Roman" w:eastAsia="Times New Roman" w:hAnsi="Times New Roman" w:cs="Times New Roman"/>
@@ -736,7 +797,16 @@
           <w:sz w:val="24"/>
           <w:szCs w:val="24"/>
         </w:rPr>
-        <w:t>совета, к.</w:t>
+        <w:t xml:space="preserve">совета, </w:t>
+      </w:r>
+      <w:proofErr w:type="spellStart"/>
+      <w:r>
+        <w:rPr>
+          <w:rFonts w:ascii="Times New Roman" w:eastAsia="Times New Roman" w:hAnsi="Times New Roman" w:cs="Times New Roman"/>
+          <w:sz w:val="24"/>
+          <w:szCs w:val="24"/>
+        </w:rPr>
+        <w:t>к.</w:t>
       </w:r>
       <w:r>
         <w:rPr>
@@ -752,15 +822,34 @@
           <w:sz w:val="24"/>
           <w:szCs w:val="24"/>
         </w:rPr>
-        <w:t xml:space="preserve">.н. </w:t>
-      </w:r>
-      <w:r>
-        <w:rPr>
-          <w:rFonts w:ascii="Times New Roman" w:eastAsia="Times New Roman" w:hAnsi="Times New Roman" w:cs="Times New Roman"/>
-          <w:sz w:val="24"/>
-          <w:szCs w:val="24"/>
-        </w:rPr>
-        <w:t>Токунова Юрия Матвеевича</w:t>
+        <w:t>.н</w:t>
+      </w:r>
+      <w:proofErr w:type="spellEnd"/>
+      <w:r>
+        <w:rPr>
+          <w:rFonts w:ascii="Times New Roman" w:eastAsia="Times New Roman" w:hAnsi="Times New Roman" w:cs="Times New Roman"/>
+          <w:sz w:val="24"/>
+          <w:szCs w:val="24"/>
+        </w:rPr>
+        <w:t xml:space="preserve">. </w:t>
+      </w:r>
+      <w:proofErr w:type="spellStart"/>
+      <w:r>
+        <w:rPr>
+          <w:rFonts w:ascii="Times New Roman" w:eastAsia="Times New Roman" w:hAnsi="Times New Roman" w:cs="Times New Roman"/>
+          <w:sz w:val="24"/>
+          <w:szCs w:val="24"/>
+        </w:rPr>
+        <w:t>Токунова</w:t>
+      </w:r>
+      <w:proofErr w:type="spellEnd"/>
+      <w:r>
+        <w:rPr>
+          <w:rFonts w:ascii="Times New Roman" w:eastAsia="Times New Roman" w:hAnsi="Times New Roman" w:cs="Times New Roman"/>
+          <w:sz w:val="24"/>
+          <w:szCs w:val="24"/>
+        </w:rPr>
+        <w:t xml:space="preserve"> Юрия Матвеевича</w:t>
       </w:r>
       <w:r>
         <w:rPr>
@@ -809,9 +898,8 @@
           <w:rFonts w:ascii="Times New Roman" w:eastAsia="Times New Roman" w:hAnsi="Times New Roman" w:cs="Times New Roman"/>
           <w:sz w:val="24"/>
           <w:szCs w:val="24"/>
-          <w:lang w:val="en-US"/>
-        </w:rPr>
-        <w:t>6</w:t>
+        </w:rPr>
+        <w:t>5</w:t>
       </w:r>
       <w:r>
         <w:rPr>
@@ -871,62 +959,40 @@
           <w:rFonts w:ascii="Times New Roman" w:eastAsia="Times New Roman" w:hAnsi="Times New Roman" w:cs="Times New Roman"/>
           <w:sz w:val="24"/>
           <w:szCs w:val="24"/>
-          <w:highlight w:val="yellow"/>
-        </w:rPr>
-        <w:t>1</w:t>
-      </w:r>
-      <w:r>
-        <w:rPr>
-          <w:rFonts w:ascii="Times New Roman" w:eastAsia="Times New Roman" w:hAnsi="Times New Roman" w:cs="Times New Roman"/>
-          <w:sz w:val="24"/>
-          <w:szCs w:val="24"/>
-          <w:highlight w:val="yellow"/>
-        </w:rPr>
-        <w:t>4</w:t>
-      </w:r>
-      <w:r>
-        <w:rPr>
-          <w:rFonts w:ascii="Times New Roman" w:eastAsia="Times New Roman" w:hAnsi="Times New Roman" w:cs="Times New Roman"/>
-          <w:sz w:val="24"/>
-          <w:szCs w:val="24"/>
-          <w:highlight w:val="yellow"/>
-        </w:rPr>
-        <w:t>.</w:t>
-      </w:r>
-      <w:r>
-        <w:rPr>
-          <w:rFonts w:ascii="Times New Roman" w:eastAsia="Times New Roman" w:hAnsi="Times New Roman" w:cs="Times New Roman"/>
-          <w:sz w:val="24"/>
-          <w:szCs w:val="24"/>
-          <w:highlight w:val="yellow"/>
-        </w:rPr>
-        <w:t>10</w:t>
-      </w:r>
-      <w:r>
-        <w:rPr>
-          <w:rFonts w:ascii="Times New Roman" w:eastAsia="Times New Roman" w:hAnsi="Times New Roman" w:cs="Times New Roman"/>
-          <w:sz w:val="24"/>
-          <w:szCs w:val="24"/>
-          <w:highlight w:val="yellow"/>
-        </w:rPr>
-        <w:t>.202</w:t>
-      </w:r>
-      <w:r>
-        <w:rPr>
-          <w:rFonts w:ascii="Times New Roman" w:eastAsia="Times New Roman" w:hAnsi="Times New Roman" w:cs="Times New Roman"/>
-          <w:sz w:val="24"/>
-          <w:szCs w:val="24"/>
-          <w:highlight w:val="yellow"/>
-        </w:rPr>
-        <w:t>4</w:t>
-      </w:r>
-      <w:r>
-        <w:rPr>
-          <w:rFonts w:ascii="Times New Roman" w:eastAsia="Times New Roman" w:hAnsi="Times New Roman" w:cs="Times New Roman"/>
-          <w:sz w:val="24"/>
-          <w:szCs w:val="24"/>
-        </w:rPr>
-        <w:t xml:space="preserve"> г.</w:t>
+        </w:rPr>
+        <w:tab/>
+      </w:r>
+      <w:r>
+        <w:rPr>
+          <w:rFonts w:ascii="Times New Roman" w:eastAsia="Times New Roman" w:hAnsi="Times New Roman" w:cs="Times New Roman"/>
+          <w:sz w:val="24"/>
+          <w:szCs w:val="24"/>
+        </w:rPr>
+        <w:tab/>
+      </w:r>
+      <w:r>
+        <w:rPr>
+          <w:rFonts w:ascii="Times New Roman" w:eastAsia="Times New Roman" w:hAnsi="Times New Roman" w:cs="Times New Roman"/>
+          <w:sz w:val="24"/>
+          <w:szCs w:val="24"/>
+        </w:rPr>
+        <w:tab/>
+      </w:r>
+      <w:r>
+        <w:rPr>
+          <w:rFonts w:ascii="Times New Roman" w:eastAsia="Times New Roman" w:hAnsi="Times New Roman" w:cs="Times New Roman"/>
+          <w:sz w:val="24"/>
+          <w:szCs w:val="24"/>
+        </w:rPr>
+        <w:tab/>
+      </w:r>
+      <w:r>
+        <w:rPr>
+          <w:rFonts w:ascii="Times New Roman" w:eastAsia="Times New Roman" w:hAnsi="Times New Roman" w:cs="Times New Roman"/>
+          <w:sz w:val="24"/>
+          <w:szCs w:val="24"/>
+        </w:rPr>
+        <w:tab/>
       </w:r>
     </w:p>
     <w:tbl>

--- a/burocracy/second_submission/ostapiv_Представление_для_создания_Диссовета.docx
+++ b/burocracy/second_submission/ostapiv_Представление_для_создания_Диссовета.docx
@@ -409,34 +409,14 @@
           <w:szCs w:val="24"/>
         </w:rPr>
       </w:pPr>
-      <w:proofErr w:type="spellStart"/>
-      <w:r>
-        <w:rPr>
-          <w:rFonts w:ascii="Times New Roman" w:eastAsia="Times New Roman" w:hAnsi="Times New Roman" w:cs="Times New Roman"/>
-          <w:sz w:val="24"/>
-          <w:szCs w:val="24"/>
-        </w:rPr>
-        <w:t>Иногамов</w:t>
-      </w:r>
-      <w:proofErr w:type="spellEnd"/>
-      <w:r>
-        <w:rPr>
-          <w:rFonts w:ascii="Times New Roman" w:eastAsia="Times New Roman" w:hAnsi="Times New Roman" w:cs="Times New Roman"/>
-          <w:sz w:val="24"/>
-          <w:szCs w:val="24"/>
-        </w:rPr>
-        <w:t xml:space="preserve"> Наиль </w:t>
-      </w:r>
-      <w:proofErr w:type="spellStart"/>
-      <w:r>
-        <w:rPr>
-          <w:rFonts w:ascii="Times New Roman" w:eastAsia="Times New Roman" w:hAnsi="Times New Roman" w:cs="Times New Roman"/>
-          <w:sz w:val="24"/>
-          <w:szCs w:val="24"/>
-        </w:rPr>
-        <w:t>Алимович</w:t>
-      </w:r>
-      <w:proofErr w:type="spellEnd"/>
+      <w:r>
+        <w:rPr>
+          <w:rFonts w:ascii="Times New Roman" w:eastAsia="Times New Roman" w:hAnsi="Times New Roman" w:cs="Times New Roman"/>
+          <w:sz w:val="24"/>
+          <w:szCs w:val="24"/>
+        </w:rPr>
+        <w:t>Андреев Степан Николаевич</w:t>
+      </w:r>
     </w:p>
     <w:p>
       <w:pPr>
@@ -449,14 +429,34 @@
           <w:szCs w:val="24"/>
         </w:rPr>
       </w:pPr>
-      <w:r>
-        <w:rPr>
-          <w:rFonts w:ascii="Times New Roman" w:eastAsia="Times New Roman" w:hAnsi="Times New Roman" w:cs="Times New Roman"/>
-          <w:sz w:val="24"/>
-          <w:szCs w:val="24"/>
-        </w:rPr>
-        <w:t>Макаров Дмитрий Николаевич</w:t>
-      </w:r>
+      <w:proofErr w:type="spellStart"/>
+      <w:r>
+        <w:rPr>
+          <w:rFonts w:ascii="Times New Roman" w:eastAsia="Times New Roman" w:hAnsi="Times New Roman" w:cs="Times New Roman"/>
+          <w:sz w:val="24"/>
+          <w:szCs w:val="24"/>
+        </w:rPr>
+        <w:t>Иногамов</w:t>
+      </w:r>
+      <w:proofErr w:type="spellEnd"/>
+      <w:r>
+        <w:rPr>
+          <w:rFonts w:ascii="Times New Roman" w:eastAsia="Times New Roman" w:hAnsi="Times New Roman" w:cs="Times New Roman"/>
+          <w:sz w:val="24"/>
+          <w:szCs w:val="24"/>
+        </w:rPr>
+        <w:t xml:space="preserve"> Наиль </w:t>
+      </w:r>
+      <w:proofErr w:type="spellStart"/>
+      <w:r>
+        <w:rPr>
+          <w:rFonts w:ascii="Times New Roman" w:eastAsia="Times New Roman" w:hAnsi="Times New Roman" w:cs="Times New Roman"/>
+          <w:sz w:val="24"/>
+          <w:szCs w:val="24"/>
+        </w:rPr>
+        <w:t>Алимович</w:t>
+      </w:r>
+      <w:proofErr w:type="spellEnd"/>
     </w:p>
     <w:p>
       <w:pPr>
@@ -469,23 +469,13 @@
           <w:szCs w:val="24"/>
         </w:rPr>
       </w:pPr>
-      <w:proofErr w:type="spellStart"/>
-      <w:r>
-        <w:rPr>
-          <w:rFonts w:ascii="Times New Roman" w:eastAsia="Times New Roman" w:hAnsi="Times New Roman" w:cs="Times New Roman"/>
-          <w:sz w:val="24"/>
-          <w:szCs w:val="24"/>
-        </w:rPr>
-        <w:t>Брантов</w:t>
-      </w:r>
-      <w:proofErr w:type="spellEnd"/>
-      <w:r>
-        <w:rPr>
-          <w:rFonts w:ascii="Times New Roman" w:eastAsia="Times New Roman" w:hAnsi="Times New Roman" w:cs="Times New Roman"/>
-          <w:sz w:val="24"/>
-          <w:szCs w:val="24"/>
-        </w:rPr>
-        <w:t xml:space="preserve"> Андрей Владимирович</w:t>
+      <w:r>
+        <w:rPr>
+          <w:rFonts w:ascii="Times New Roman" w:eastAsia="Times New Roman" w:hAnsi="Times New Roman" w:cs="Times New Roman"/>
+          <w:sz w:val="24"/>
+          <w:szCs w:val="24"/>
+        </w:rPr>
+        <w:t>Макаров Дмитрий Николаевич</w:t>
       </w:r>
     </w:p>
     <w:p>
@@ -494,29 +484,28 @@
         <w:ind w:firstLine="426"/>
         <w:jc w:val="both"/>
         <w:rPr>
-          <w:rFonts w:ascii="Times New Roman" w:hAnsi="Times New Roman" w:cs="Times New Roman"/>
-          <w:color w:val="202122"/>
-          <w:sz w:val="24"/>
-          <w:szCs w:val="24"/>
-          <w:shd w:val="clear" w:color="auto" w:fill="FFFFFF"/>
-        </w:rPr>
-      </w:pPr>
-      <w:r>
-        <w:rPr>
-          <w:rFonts w:ascii="Times New Roman" w:eastAsia="Times New Roman" w:hAnsi="Times New Roman" w:cs="Times New Roman"/>
-          <w:sz w:val="24"/>
-          <w:szCs w:val="24"/>
-        </w:rPr>
-        <w:t xml:space="preserve">Прошу по данной диссертации назначить ведущей организацией </w:t>
-      </w:r>
-      <w:r>
-        <w:rPr>
-          <w:rFonts w:ascii="Times New Roman" w:eastAsia="Times New Roman" w:hAnsi="Times New Roman" w:cs="Times New Roman"/>
-          <w:sz w:val="24"/>
-          <w:szCs w:val="24"/>
-          <w:highlight w:val="yellow"/>
-        </w:rPr>
-        <w:t>Полное название организации</w:t>
+          <w:rFonts w:ascii="Times New Roman" w:eastAsia="Times New Roman" w:hAnsi="Times New Roman" w:cs="Times New Roman"/>
+          <w:sz w:val="24"/>
+          <w:szCs w:val="24"/>
+        </w:rPr>
+      </w:pPr>
+      <w:proofErr w:type="spellStart"/>
+      <w:r>
+        <w:rPr>
+          <w:rFonts w:ascii="Times New Roman" w:eastAsia="Times New Roman" w:hAnsi="Times New Roman" w:cs="Times New Roman"/>
+          <w:sz w:val="24"/>
+          <w:szCs w:val="24"/>
+        </w:rPr>
+        <w:t>Брантов</w:t>
+      </w:r>
+      <w:proofErr w:type="spellEnd"/>
+      <w:r>
+        <w:rPr>
+          <w:rFonts w:ascii="Times New Roman" w:eastAsia="Times New Roman" w:hAnsi="Times New Roman" w:cs="Times New Roman"/>
+          <w:sz w:val="24"/>
+          <w:szCs w:val="24"/>
+        </w:rPr>
+        <w:t xml:space="preserve"> Андрей Владимирович</w:t>
       </w:r>
     </w:p>
     <w:p>
@@ -526,6 +515,36 @@
         <w:jc w:val="both"/>
         <w:rPr>
           <w:rFonts w:ascii="Times New Roman" w:hAnsi="Times New Roman" w:cs="Times New Roman"/>
+          <w:color w:val="202122"/>
+          <w:sz w:val="24"/>
+          <w:szCs w:val="24"/>
+          <w:shd w:val="clear" w:color="auto" w:fill="FFFFFF"/>
+        </w:rPr>
+      </w:pPr>
+      <w:r>
+        <w:rPr>
+          <w:rFonts w:ascii="Times New Roman" w:eastAsia="Times New Roman" w:hAnsi="Times New Roman" w:cs="Times New Roman"/>
+          <w:sz w:val="24"/>
+          <w:szCs w:val="24"/>
+        </w:rPr>
+        <w:t xml:space="preserve">Прошу по данной диссертации назначить ведущей организацией </w:t>
+      </w:r>
+      <w:r>
+        <w:rPr>
+          <w:rFonts w:ascii="Times New Roman" w:eastAsia="Times New Roman" w:hAnsi="Times New Roman" w:cs="Times New Roman"/>
+          <w:sz w:val="24"/>
+          <w:szCs w:val="24"/>
+        </w:rPr>
+        <w:t>Федеральное государственное автономное образовательное учреждение высшего образования «Национальный исследовательский ядерный институт «МИФИ»</w:t>
+      </w:r>
+    </w:p>
+    <w:p>
+      <w:pPr>
+        <w:spacing w:after="0" w:line="360" w:lineRule="auto"/>
+        <w:ind w:firstLine="426"/>
+        <w:jc w:val="both"/>
+        <w:rPr>
+          <w:rFonts w:ascii="Times New Roman" w:hAnsi="Times New Roman" w:cs="Times New Roman"/>
           <w:sz w:val="24"/>
           <w:szCs w:val="24"/>
         </w:rPr>
@@ -572,7 +591,7 @@
           <w:szCs w:val="24"/>
           <w:shd w:val="clear" w:color="auto" w:fill="FFFFFF"/>
         </w:rPr>
-        <w:t>Нелинейно-оптические и нестационарные тепловые процессы в волоконных световодах и кристаллах при распространении мощного импульсного лазерного излучени</w:t>
+        <w:t>Нелинейно-оптические и нестационарные тепловые процессы в волоконных световодах и кристаллах при распространени</w:t>
       </w:r>
       <w:r>
         <w:rPr>
@@ -582,7 +601,7 @@
           <w:szCs w:val="24"/>
           <w:shd w:val="clear" w:color="auto" w:fill="FFFFFF"/>
         </w:rPr>
-        <w:t>я</w:t>
+        <w:t>и мощного импульсного лазерного излучения</w:t>
       </w:r>
       <w:r>
         <w:rPr>
@@ -624,9 +643,16 @@
           <w:rFonts w:ascii="Times New Roman" w:eastAsia="Times New Roman" w:hAnsi="Times New Roman" w:cs="Times New Roman"/>
           <w:sz w:val="24"/>
           <w:szCs w:val="24"/>
-          <w:highlight w:val="yellow"/>
-        </w:rPr>
-        <w:t>01</w:t>
+        </w:rPr>
+        <w:t>0</w:t>
+      </w:r>
+      <w:r>
+        <w:rPr>
+          <w:rFonts w:ascii="Times New Roman" w:eastAsia="Times New Roman" w:hAnsi="Times New Roman" w:cs="Times New Roman"/>
+          <w:sz w:val="24"/>
+          <w:szCs w:val="24"/>
+        </w:rPr>
+        <w:t>7</w:t>
       </w:r>
       <w:proofErr w:type="gramEnd"/>
       <w:r>
@@ -634,7 +660,6 @@
           <w:rFonts w:ascii="Times New Roman" w:eastAsia="Times New Roman" w:hAnsi="Times New Roman" w:cs="Times New Roman"/>
           <w:sz w:val="24"/>
           <w:szCs w:val="24"/>
-          <w:highlight w:val="yellow"/>
         </w:rPr>
         <w:t xml:space="preserve"> </w:t>
       </w:r>
@@ -643,7 +668,6 @@
           <w:rFonts w:ascii="Times New Roman" w:eastAsia="Times New Roman" w:hAnsi="Times New Roman" w:cs="Times New Roman"/>
           <w:sz w:val="24"/>
           <w:szCs w:val="24"/>
-          <w:highlight w:val="yellow"/>
         </w:rPr>
         <w:t xml:space="preserve"> </w:t>
       </w:r>
@@ -652,7 +676,6 @@
           <w:rFonts w:ascii="Times New Roman" w:eastAsia="Times New Roman" w:hAnsi="Times New Roman" w:cs="Times New Roman"/>
           <w:sz w:val="24"/>
           <w:szCs w:val="24"/>
-          <w:highlight w:val="yellow"/>
         </w:rPr>
         <w:t>декабря</w:t>
       </w:r>
@@ -661,7 +684,6 @@
           <w:rFonts w:ascii="Times New Roman" w:eastAsia="Times New Roman" w:hAnsi="Times New Roman" w:cs="Times New Roman"/>
           <w:sz w:val="24"/>
           <w:szCs w:val="24"/>
-          <w:highlight w:val="yellow"/>
         </w:rPr>
         <w:t xml:space="preserve"> </w:t>
       </w:r>
@@ -670,7 +692,6 @@
           <w:rFonts w:ascii="Times New Roman" w:eastAsia="Times New Roman" w:hAnsi="Times New Roman" w:cs="Times New Roman"/>
           <w:sz w:val="24"/>
           <w:szCs w:val="24"/>
-          <w:highlight w:val="yellow"/>
         </w:rPr>
         <w:t xml:space="preserve"> </w:t>
       </w:r>
@@ -679,7 +700,6 @@
           <w:rFonts w:ascii="Times New Roman" w:eastAsia="Times New Roman" w:hAnsi="Times New Roman" w:cs="Times New Roman"/>
           <w:sz w:val="24"/>
           <w:szCs w:val="24"/>
-          <w:highlight w:val="yellow"/>
         </w:rPr>
         <w:t>202</w:t>
       </w:r>
@@ -688,16 +708,14 @@
           <w:rFonts w:ascii="Times New Roman" w:eastAsia="Times New Roman" w:hAnsi="Times New Roman" w:cs="Times New Roman"/>
           <w:sz w:val="24"/>
           <w:szCs w:val="24"/>
-          <w:highlight w:val="yellow"/>
-        </w:rPr>
-        <w:t>4</w:t>
-      </w:r>
-      <w:r>
-        <w:rPr>
-          <w:rFonts w:ascii="Times New Roman" w:eastAsia="Times New Roman" w:hAnsi="Times New Roman" w:cs="Times New Roman"/>
-          <w:sz w:val="24"/>
-          <w:szCs w:val="24"/>
-          <w:highlight w:val="yellow"/>
+        </w:rPr>
+        <w:t>6</w:t>
+      </w:r>
+      <w:r>
+        <w:rPr>
+          <w:rFonts w:ascii="Times New Roman" w:eastAsia="Times New Roman" w:hAnsi="Times New Roman" w:cs="Times New Roman"/>
+          <w:sz w:val="24"/>
+          <w:szCs w:val="24"/>
         </w:rPr>
         <w:t xml:space="preserve"> года,</w:t>
       </w:r>
@@ -706,7 +724,6 @@
           <w:rFonts w:ascii="Times New Roman" w:eastAsia="Times New Roman" w:hAnsi="Times New Roman" w:cs="Times New Roman"/>
           <w:sz w:val="24"/>
           <w:szCs w:val="24"/>
-          <w:highlight w:val="yellow"/>
         </w:rPr>
         <w:t xml:space="preserve"> </w:t>
       </w:r>
@@ -715,7 +732,6 @@
           <w:rFonts w:ascii="Times New Roman" w:eastAsia="Times New Roman" w:hAnsi="Times New Roman" w:cs="Times New Roman"/>
           <w:sz w:val="24"/>
           <w:szCs w:val="24"/>
-          <w:highlight w:val="yellow"/>
         </w:rPr>
         <w:t xml:space="preserve"> </w:t>
       </w:r>
@@ -724,16 +740,30 @@
           <w:rFonts w:ascii="Times New Roman" w:eastAsia="Times New Roman" w:hAnsi="Times New Roman" w:cs="Times New Roman"/>
           <w:sz w:val="24"/>
           <w:szCs w:val="24"/>
-          <w:highlight w:val="yellow"/>
-        </w:rPr>
-        <w:t>12:00</w:t>
-      </w:r>
-      <w:r>
-        <w:rPr>
-          <w:rFonts w:ascii="Times New Roman" w:eastAsia="Times New Roman" w:hAnsi="Times New Roman" w:cs="Times New Roman"/>
-          <w:sz w:val="24"/>
-          <w:szCs w:val="24"/>
-          <w:highlight w:val="yellow"/>
+        </w:rPr>
+        <w:t>1</w:t>
+      </w:r>
+      <w:r>
+        <w:rPr>
+          <w:rFonts w:ascii="Times New Roman" w:eastAsia="Times New Roman" w:hAnsi="Times New Roman" w:cs="Times New Roman"/>
+          <w:sz w:val="24"/>
+          <w:szCs w:val="24"/>
+        </w:rPr>
+        <w:t>5</w:t>
+      </w:r>
+      <w:r>
+        <w:rPr>
+          <w:rFonts w:ascii="Times New Roman" w:eastAsia="Times New Roman" w:hAnsi="Times New Roman" w:cs="Times New Roman"/>
+          <w:sz w:val="24"/>
+          <w:szCs w:val="24"/>
+        </w:rPr>
+        <w:t>:00</w:t>
+      </w:r>
+      <w:r>
+        <w:rPr>
+          <w:rFonts w:ascii="Times New Roman" w:eastAsia="Times New Roman" w:hAnsi="Times New Roman" w:cs="Times New Roman"/>
+          <w:sz w:val="24"/>
+          <w:szCs w:val="24"/>
         </w:rPr>
         <w:t xml:space="preserve"> </w:t>
       </w:r>
@@ -742,17 +772,8 @@
           <w:rFonts w:ascii="Times New Roman" w:eastAsia="Times New Roman" w:hAnsi="Times New Roman" w:cs="Times New Roman"/>
           <w:sz w:val="24"/>
           <w:szCs w:val="24"/>
-          <w:highlight w:val="yellow"/>
-        </w:rPr>
-        <w:t>часов</w:t>
-      </w:r>
-      <w:r>
-        <w:rPr>
-          <w:rFonts w:ascii="Times New Roman" w:eastAsia="Times New Roman" w:hAnsi="Times New Roman" w:cs="Times New Roman"/>
-          <w:sz w:val="24"/>
-          <w:szCs w:val="24"/>
-        </w:rPr>
-        <w:t>.</w:t>
+        </w:rPr>
+        <w:t>часов.</w:t>
       </w:r>
       <w:r>
         <w:rPr>
@@ -952,6 +973,7 @@
           <w:sz w:val="24"/>
           <w:szCs w:val="24"/>
         </w:rPr>
+        <w:lastRenderedPageBreak/>
         <w:t xml:space="preserve">Дата: </w:t>
       </w:r>
       <w:r>
